--- a/policies/build/masters_hco/HCO.PRE.7_v2_master.docx
+++ b/policies/build/masters_hco/HCO.PRE.7_v2_master.docx
@@ -773,7 +773,7 @@
           <w:sz w:val="22"/>
           <w:szCs w:val="22"/>
         </w:rPr>
-        <w:t xml:space="preserve">Boundaries: do not copy SHCO PRE wording. Do not overwrite HCO AAC, COP or MOM policies. Spell out abbreviations on first use in training materials. OE counts/levels/asterisks stay with the official portal Standards PDF. Method notes come from the Guidebook Interpretation paragraphs (scanned PDF md5 2c4489ee98de4ae9b49cba168ea9f42a).</w:t>
+        <w:t xml:space="preserve">Boundaries: do not overwrite HCO AAC, COP or MOM policies. Spell out abbreviations on first use in training materials. OE counts/levels/asterisks stay with the official portal Standards PDF. Method notes come from the Guidebook Interpretation paragraphs (scanned PDF md5 2c4489ee98de4ae9b49cba168ea9f42a).</w:t>
       </w:r>
     </w:p>
     <w:p>
@@ -863,7 +863,7 @@
           <w:sz w:val="22"/>
           <w:szCs w:val="22"/>
         </w:rPr>
-        <w:t xml:space="preserve">4. Do not skip: Patient and / or family members are made aware of the procedure for giving feedback and / or lodging compla...</w:t>
+        <w:t xml:space="preserve">4. Do not skip: Patient and / or family members are made aware of the procedure for giving feedback and / or lodging...</w:t>
       </w:r>
     </w:p>
     <w:p>
@@ -917,7 +917,7 @@
         <w:spacing w:after="100" w:before="220"/>
       </w:pPr>
       <w:r>
-        <w:t xml:space="preserve">5.1 The organisation has a mechanism to capture feedback from patients, w...</w:t>
+        <w:t xml:space="preserve">5.1 The organisation has a mechanism to capture feedback from patients...</w:t>
       </w:r>
     </w:p>
     <w:p>
@@ -1076,7 +1076,7 @@
         <w:spacing w:after="100" w:before="220"/>
       </w:pPr>
       <w:r>
-        <w:t xml:space="preserve">5.4 Patient and / or family members are made aware of the procedure for g...</w:t>
+        <w:t xml:space="preserve">5.4 Patient and / or family members are made aware of the procedure for...</w:t>
       </w:r>
     </w:p>
     <w:p>
@@ -1121,7 +1121,7 @@
         <w:spacing w:after="100" w:before="220"/>
       </w:pPr>
       <w:r>
-        <w:t xml:space="preserve">5.5 Feedback and complaints are reviewed and / or analysed within a defin...</w:t>
+        <w:t xml:space="preserve">5.5 Feedback and complaints are reviewed and / or analysed within a defined...</w:t>
       </w:r>
     </w:p>
     <w:p>
@@ -1166,7 +1166,7 @@
         <w:spacing w:after="100" w:before="220"/>
       </w:pPr>
       <w:r>
-        <w:t xml:space="preserve">5.6 Corrective and / or preventive action(s) are taken based on the analy...</w:t>
+        <w:t xml:space="preserve">5.6 Corrective and / or preventive action(s) are taken based on the...</w:t>
       </w:r>
     </w:p>
     <w:p>
@@ -1212,6 +1212,20 @@
       </w:pPr>
       <w:r>
         <w:t xml:space="preserve">6. Governance and responsibility</w:t>
+      </w:r>
+    </w:p>
+    <w:p>
+      <w:pPr>
+        <w:spacing w:after="20" w:before="100"/>
+      </w:pPr>
+      <w:r>
+        <w:rPr>
+          <w:b/>
+          <w:bCs/>
+          <w:sz w:val="22"/>
+          <w:szCs w:val="22"/>
+        </w:rPr>
+        <w:t xml:space="preserve">Medical Superintendent</w:t>
       </w:r>
     </w:p>
     <w:p>
@@ -1228,7 +1242,7 @@
           <w:sz w:val="22"/>
           <w:szCs w:val="22"/>
         </w:rPr>
-        <w:t xml:space="preserve">Medical Superintendent</w:t>
+        <w:t xml:space="preserve">Accountable that PRE.7 is resourced and followed.</w:t>
       </w:r>
     </w:p>
     <w:p>
@@ -1245,7 +1259,21 @@
           <w:sz w:val="22"/>
           <w:szCs w:val="22"/>
         </w:rPr>
-        <w:t xml:space="preserve">Accountable that PRE.7 is resourced and followed.</w:t>
+        <w:t xml:space="preserve">Acts on rights violations, consent failures and communication breaches that reach top leadership.</w:t>
+      </w:r>
+    </w:p>
+    <w:p>
+      <w:pPr>
+        <w:spacing w:after="20" w:before="100"/>
+      </w:pPr>
+      <w:r>
+        <w:rPr>
+          <w:b/>
+          <w:bCs/>
+          <w:sz w:val="22"/>
+          <w:szCs w:val="22"/>
+        </w:rPr>
+        <w:t xml:space="preserve">Quality Coordinator</w:t>
       </w:r>
     </w:p>
     <w:p>
@@ -1262,7 +1290,21 @@
           <w:sz w:val="22"/>
           <w:szCs w:val="22"/>
         </w:rPr>
-        <w:t xml:space="preserve">Acts on rights violations, consent failures and communication breaches that reach top leadership.</w:t>
+        <w:t xml:space="preserve">Owns day-to-day implementation and records for this standard.</w:t>
+      </w:r>
+    </w:p>
+    <w:p>
+      <w:pPr>
+        <w:spacing w:after="20" w:before="100"/>
+      </w:pPr>
+      <w:r>
+        <w:rPr>
+          <w:b/>
+          <w:bCs/>
+          <w:sz w:val="22"/>
+          <w:szCs w:val="22"/>
+        </w:rPr>
+        <w:t xml:space="preserve">Guest Relations / Patient Rights Officer</w:t>
       </w:r>
     </w:p>
     <w:p>
@@ -1279,6 +1321,20 @@
           <w:sz w:val="22"/>
           <w:szCs w:val="22"/>
         </w:rPr>
+        <w:t xml:space="preserve">Supports rights display, counselling, complaint access and family communication as this standard requires.</w:t>
+      </w:r>
+    </w:p>
+    <w:p>
+      <w:pPr>
+        <w:spacing w:after="20" w:before="100"/>
+      </w:pPr>
+      <w:r>
+        <w:rPr>
+          <w:b/>
+          <w:bCs/>
+          <w:sz w:val="22"/>
+          <w:szCs w:val="22"/>
+        </w:rPr>
         <w:t xml:space="preserve">Quality Coordinator</w:t>
       </w:r>
     </w:p>
@@ -1296,7 +1352,28 @@
           <w:sz w:val="22"/>
           <w:szCs w:val="22"/>
         </w:rPr>
-        <w:t xml:space="preserve">Owns day-to-day implementation and records for this standard.</w:t>
+        <w:t xml:space="preserve">Audits this policy «quarterly»; holds training acknowledgements.</w:t>
+      </w:r>
+    </w:p>
+    <w:p>
+      <w:pPr>
+        <w:pStyle w:val="Heading1"/>
+        <w:spacing w:after="120" w:before="280"/>
+      </w:pPr>
+      <w:r>
+        <w:t xml:space="preserve">7. Quality monitoring (RCA → CAPA)</w:t>
+      </w:r>
+    </w:p>
+    <w:p>
+      <w:pPr>
+        <w:spacing w:after="140"/>
+      </w:pPr>
+      <w:r>
+        <w:rPr>
+          <w:sz w:val="22"/>
+          <w:szCs w:val="22"/>
+        </w:rPr>
+        <w:t xml:space="preserve">The Quality Coordinator audits this policy «quarterly». The audit reviews:</w:t>
       </w:r>
     </w:p>
     <w:p>
@@ -1313,7 +1390,7 @@
           <w:sz w:val="22"/>
           <w:szCs w:val="22"/>
         </w:rPr>
-        <w:t xml:space="preserve">Guest Relations / Patient Rights Officer</w:t>
+        <w:t xml:space="preserve">Records for a sample of this standard's objective elements, checked against the What-we-do steps.</w:t>
       </w:r>
     </w:p>
     <w:p>
@@ -1330,7 +1407,7 @@
           <w:sz w:val="22"/>
           <w:szCs w:val="22"/>
         </w:rPr>
-        <w:t xml:space="preserve">Supports rights display, counselling, complaint access and family communication as this standard requires.</w:t>
+        <w:t xml:space="preserve">Documentary evidence is on file for each asterisked objective element in the sample.</w:t>
       </w:r>
     </w:p>
     <w:p>
@@ -1347,7 +1424,7 @@
           <w:sz w:val="22"/>
           <w:szCs w:val="22"/>
         </w:rPr>
-        <w:t xml:space="preserve">Quality Coordinator</w:t>
+        <w:t xml:space="preserve">CORE objective elements show no critical gaps in the sample.</w:t>
       </w:r>
     </w:p>
     <w:p>
@@ -1364,108 +1441,19 @@
           <w:sz w:val="22"/>
           <w:szCs w:val="22"/>
         </w:rPr>
-        <w:t xml:space="preserve">Audits this policy «quarterly»; holds training acknowledgements.</w:t>
-      </w:r>
-    </w:p>
-    <w:p>
-      <w:pPr>
-        <w:pStyle w:val="Heading1"/>
-        <w:spacing w:after="120" w:before="280"/>
-      </w:pPr>
-      <w:r>
-        <w:t xml:space="preserve">7. Quality monitoring (RCA → CAPA)</w:t>
-      </w:r>
-    </w:p>
-    <w:p>
-      <w:pPr>
-        <w:spacing w:after="140"/>
-      </w:pPr>
-      <w:r>
-        <w:rPr>
-          <w:sz w:val="22"/>
-          <w:szCs w:val="22"/>
-        </w:rPr>
-        <w:t xml:space="preserve">The Quality Coordinator audits this policy «quarterly».</w:t>
-      </w:r>
-    </w:p>
-    <w:p>
-      <w:pPr>
-        <w:spacing w:after="140"/>
-      </w:pPr>
-      <w:r>
-        <w:rPr>
-          <w:sz w:val="22"/>
-          <w:szCs w:val="22"/>
-        </w:rPr>
-        <w:t xml:space="preserve">What is monitored each quarter:</w:t>
-      </w:r>
-    </w:p>
-    <w:p>
-      <w:pPr>
-        <w:pStyle w:val="ListParagraph"/>
-        <w:numPr>
-          <w:ilvl w:val="0"/>
-          <w:numId w:val="1"/>
-        </w:numPr>
-        <w:spacing w:after="60"/>
-      </w:pPr>
-      <w:r>
-        <w:rPr>
-          <w:sz w:val="22"/>
-          <w:szCs w:val="22"/>
-        </w:rPr>
-        <w:t xml:space="preserve">Sample of records for each OE PRE.7.a–f.</w:t>
-      </w:r>
-    </w:p>
-    <w:p>
-      <w:pPr>
-        <w:pStyle w:val="ListParagraph"/>
-        <w:numPr>
-          <w:ilvl w:val="0"/>
-          <w:numId w:val="1"/>
-        </w:numPr>
-        <w:spacing w:after="60"/>
-      </w:pPr>
-      <w:r>
-        <w:rPr>
-          <w:sz w:val="22"/>
-          <w:szCs w:val="22"/>
-        </w:rPr>
-        <w:t xml:space="preserve">Asterisked elements (c) have document evidence as required.</w:t>
-      </w:r>
-    </w:p>
-    <w:p>
-      <w:pPr>
-        <w:pStyle w:val="ListParagraph"/>
-        <w:numPr>
-          <w:ilvl w:val="0"/>
-          <w:numId w:val="1"/>
-        </w:numPr>
-        <w:spacing w:after="60"/>
-      </w:pPr>
-      <w:r>
-        <w:rPr>
-          <w:sz w:val="22"/>
-          <w:szCs w:val="22"/>
-        </w:rPr>
-        <w:t xml:space="preserve">CORE elements (c) show no critical gaps in the sample.</w:t>
-      </w:r>
-    </w:p>
-    <w:p>
-      <w:pPr>
-        <w:pStyle w:val="ListParagraph"/>
-        <w:numPr>
-          <w:ilvl w:val="0"/>
-          <w:numId w:val="1"/>
-        </w:numPr>
-        <w:spacing w:after="60"/>
-      </w:pPr>
-      <w:r>
-        <w:rPr>
-          <w:sz w:val="22"/>
-          <w:szCs w:val="22"/>
-        </w:rPr>
         <w:t xml:space="preserve">Stop-work events (if any) are logged with outcome.</w:t>
+      </w:r>
+    </w:p>
+    <w:p>
+      <w:pPr>
+        <w:spacing w:after="140"/>
+      </w:pPr>
+      <w:r>
+        <w:rPr>
+          <w:sz w:val="22"/>
+          <w:szCs w:val="22"/>
+        </w:rPr>
+        <w:t xml:space="preserve">Root-cause analysis is required when a gap found in this audit remains open beyond «90 days».</w:t>
       </w:r>
     </w:p>
     <w:p>
@@ -3118,7 +3106,7 @@
           <w:sz w:val="22"/>
           <w:szCs w:val="22"/>
         </w:rPr>
-        <w:t xml:space="preserve">Records showing PRE.7.a was followed for sampled patients/cases.</w:t>
+        <w:t xml:space="preserve">Feedback-tool record capturing patient satisfaction, with out-patient and in-patient data kept separate.</w:t>
       </w:r>
     </w:p>
     <w:p>
@@ -3135,7 +3123,7 @@
           <w:sz w:val="22"/>
           <w:szCs w:val="22"/>
         </w:rPr>
-        <w:t xml:space="preserve">Written guidance / protocol referenced for this element (where required).</w:t>
+        <w:t xml:space="preserve">Response-rate record against the defined sample target.</w:t>
       </w:r>
     </w:p>
     <w:p>
@@ -3152,7 +3140,7 @@
           <w:sz w:val="22"/>
           <w:szCs w:val="22"/>
         </w:rPr>
-        <w:t xml:space="preserve">Audit sample notes for PRE.7.a reviewed «quarterly».</w:t>
+        <w:t xml:space="preserve">Confirmation feedback is tabulated, not left as an untabulated visitor book.</w:t>
       </w:r>
     </w:p>
     <w:p>
@@ -3178,7 +3166,7 @@
           <w:sz w:val="22"/>
           <w:szCs w:val="22"/>
         </w:rPr>
-        <w:t xml:space="preserve">Records showing PRE.7.b was followed for sampled patients/cases.</w:t>
+        <w:t xml:space="preserve">Patient-experience data record — doctor/nurse communication, pain management, environment, responsiveness, discharge information, medication communication, overall rating, PREM.</w:t>
       </w:r>
     </w:p>
     <w:p>
@@ -3195,7 +3183,7 @@
           <w:sz w:val="22"/>
           <w:szCs w:val="22"/>
         </w:rPr>
-        <w:t xml:space="preserve">Written guidance / protocol referenced for this element (where required).</w:t>
+        <w:t xml:space="preserve">Quarterly PREM/experience report to the Medical Superintendent.</w:t>
       </w:r>
     </w:p>
     <w:p>
@@ -3212,7 +3200,7 @@
           <w:sz w:val="22"/>
           <w:szCs w:val="22"/>
         </w:rPr>
-        <w:t xml:space="preserve">Audit sample notes for PRE.7.b reviewed «quarterly».</w:t>
+        <w:t xml:space="preserve">Confirmation this goes beyond satisfaction scores alone.</w:t>
       </w:r>
     </w:p>
     <w:p>
@@ -3238,7 +3226,7 @@
           <w:sz w:val="22"/>
           <w:szCs w:val="22"/>
         </w:rPr>
-        <w:t xml:space="preserve">Records showing PRE.7.c was followed for sampled patients/cases.</w:t>
+        <w:t xml:space="preserve">Written complaint-redressal guidance — lodging method, compilation, analysis timeframe, responsible person, documentation of action.</w:t>
       </w:r>
     </w:p>
     <w:p>
@@ -3255,7 +3243,7 @@
           <w:sz w:val="22"/>
           <w:szCs w:val="22"/>
         </w:rPr>
-        <w:t xml:space="preserve">Written guidance / protocol referenced for this element (where required).</w:t>
+        <w:t xml:space="preserve">Complaint log held by Guest Relations/Patient Rights Officer, including anonymous complaints and those against healthcare workers.</w:t>
       </w:r>
     </w:p>
     <w:p>
@@ -3272,7 +3260,16 @@
           <w:sz w:val="22"/>
           <w:szCs w:val="22"/>
         </w:rPr>
-        <w:t xml:space="preserve">Audit sample notes for PRE.7.c reviewed «quarterly».</w:t>
+        <w:t xml:space="preserve">Redressal-outcome record for a sampled complaint.</w:t>
+      </w:r>
+    </w:p>
+    <w:p>
+      <w:pPr>
+        <w:pStyle w:val="Heading2"/>
+        <w:spacing w:after="100" w:before="220"/>
+      </w:pPr>
+      <w:r>
+        <w:t xml:space="preserve">PRE.7.d — Patient and / or family members are made aware of the procedure for giving feedback and / or lodging complaints.</w:t>
       </w:r>
     </w:p>
     <w:p>
@@ -3289,7 +3286,7 @@
           <w:sz w:val="22"/>
           <w:szCs w:val="22"/>
         </w:rPr>
-        <w:t xml:space="preserve">Documented evidence specifically required by the asterisked objective element.</w:t>
+        <w:t xml:space="preserve">Displayed feedback/complaint-procedure record — rights display, admission pamphlet.</w:t>
       </w:r>
     </w:p>
     <w:p>
@@ -3306,16 +3303,7 @@
           <w:sz w:val="22"/>
           <w:szCs w:val="22"/>
         </w:rPr>
-        <w:t xml:space="preserve">CORE-element sample with no critical gaps in the quarter under review.</w:t>
-      </w:r>
-    </w:p>
-    <w:p>
-      <w:pPr>
-        <w:pStyle w:val="Heading2"/>
-        <w:spacing w:after="100" w:before="220"/>
-      </w:pPr>
-      <w:r>
-        <w:t xml:space="preserve">PRE.7.d — Patient and / or family members are made aware of the procedure for giving feedback and / or lodging complaints.</w:t>
+        <w:t xml:space="preserve">Verification record confirming the displayed path matches the actual complaints desk, phone or form.</w:t>
       </w:r>
     </w:p>
     <w:p>
@@ -3332,7 +3320,16 @@
           <w:sz w:val="22"/>
           <w:szCs w:val="22"/>
         </w:rPr>
-        <w:t xml:space="preserve">Records showing PRE.7.d was followed for sampled patients/cases.</w:t>
+        <w:t xml:space="preserve">Awareness spot-check record.</w:t>
+      </w:r>
+    </w:p>
+    <w:p>
+      <w:pPr>
+        <w:pStyle w:val="Heading2"/>
+        <w:spacing w:after="100" w:before="220"/>
+      </w:pPr>
+      <w:r>
+        <w:t xml:space="preserve">PRE.7.e — Feedback and complaints are reviewed and / or analysed within a defined time frame.</w:t>
       </w:r>
     </w:p>
     <w:p>
@@ -3349,7 +3346,7 @@
           <w:sz w:val="22"/>
           <w:szCs w:val="22"/>
         </w:rPr>
-        <w:t xml:space="preserve">Written guidance / protocol referenced for this element (where required).</w:t>
+        <w:t xml:space="preserve">Review or analysis record within the defined timeframe (for example complaints within 7 days, feedback tabulated monthly).</w:t>
       </w:r>
     </w:p>
     <w:p>
@@ -3366,16 +3363,7 @@
           <w:sz w:val="22"/>
           <w:szCs w:val="22"/>
         </w:rPr>
-        <w:t xml:space="preserve">Audit sample notes for PRE.7.d reviewed «quarterly».</w:t>
-      </w:r>
-    </w:p>
-    <w:p>
-      <w:pPr>
-        <w:pStyle w:val="Heading2"/>
-        <w:spacing w:after="100" w:before="220"/>
-      </w:pPr>
-      <w:r>
-        <w:t xml:space="preserve">PRE.7.e — Feedback and complaints are reviewed and / or analysed within a defined time frame.</w:t>
+        <w:t xml:space="preserve">Documented process record.</w:t>
       </w:r>
     </w:p>
     <w:p>
@@ -3392,7 +3380,16 @@
           <w:sz w:val="22"/>
           <w:szCs w:val="22"/>
         </w:rPr>
-        <w:t xml:space="preserve">Records showing PRE.7.e was followed for sampled patients/cases.</w:t>
+        <w:t xml:space="preserve">Overdue-complaint list reported to the Medical Superintendent each month.</w:t>
+      </w:r>
+    </w:p>
+    <w:p>
+      <w:pPr>
+        <w:pStyle w:val="Heading2"/>
+        <w:spacing w:after="100" w:before="220"/>
+      </w:pPr>
+      <w:r>
+        <w:t xml:space="preserve">PRE.7.f — Corrective and / or preventive action(s) are taken based on the analysis where appropriate.</w:t>
       </w:r>
     </w:p>
     <w:p>
@@ -3409,7 +3406,7 @@
           <w:sz w:val="22"/>
           <w:szCs w:val="22"/>
         </w:rPr>
-        <w:t xml:space="preserve">Written guidance / protocol referenced for this element (where required).</w:t>
+        <w:t xml:space="preserve">CAPA record from feedback or complaint analysis, with owner, due date and closure.</w:t>
       </w:r>
     </w:p>
     <w:p>
@@ -3426,16 +3423,7 @@
           <w:sz w:val="22"/>
           <w:szCs w:val="22"/>
         </w:rPr>
-        <w:t xml:space="preserve">Audit sample notes for PRE.7.e reviewed «quarterly».</w:t>
-      </w:r>
-    </w:p>
-    <w:p>
-      <w:pPr>
-        <w:pStyle w:val="Heading2"/>
-        <w:spacing w:after="100" w:before="220"/>
-      </w:pPr>
-      <w:r>
-        <w:t xml:space="preserve">PRE.7.f — Corrective and / or preventive action(s) are taken based on the analysis where appropriate.</w:t>
+        <w:t xml:space="preserve">Cross-reference record with PRE.1.e rights-violation CAPA where subjects overlap.</w:t>
       </w:r>
     </w:p>
     <w:p>
@@ -3452,41 +3440,7 @@
           <w:sz w:val="22"/>
           <w:szCs w:val="22"/>
         </w:rPr>
-        <w:t xml:space="preserve">Records showing PRE.7.f was followed for sampled patients/cases.</w:t>
-      </w:r>
-    </w:p>
-    <w:p>
-      <w:pPr>
-        <w:pStyle w:val="ListParagraph"/>
-        <w:numPr>
-          <w:ilvl w:val="0"/>
-          <w:numId w:val="1"/>
-        </w:numPr>
-        <w:spacing w:after="60"/>
-      </w:pPr>
-      <w:r>
-        <w:rPr>
-          <w:sz w:val="22"/>
-          <w:szCs w:val="22"/>
-        </w:rPr>
-        <w:t xml:space="preserve">Written guidance / protocol referenced for this element (where required).</w:t>
-      </w:r>
-    </w:p>
-    <w:p>
-      <w:pPr>
-        <w:pStyle w:val="ListParagraph"/>
-        <w:numPr>
-          <w:ilvl w:val="0"/>
-          <w:numId w:val="1"/>
-        </w:numPr>
-        <w:spacing w:after="60"/>
-      </w:pPr>
-      <w:r>
-        <w:rPr>
-          <w:sz w:val="22"/>
-          <w:szCs w:val="22"/>
-        </w:rPr>
-        <w:t xml:space="preserve">Audit sample notes for PRE.7.f reviewed «quarterly».</w:t>
+        <w:t xml:space="preserve">Confirmation analysis led to action, not analysis alone.</w:t>
       </w:r>
     </w:p>
     <w:p>

--- a/policies/build/masters_hco/HCO.PRE.7_v2_master.docx
+++ b/policies/build/masters_hco/HCO.PRE.7_v2_master.docx
@@ -692,7 +692,7 @@
           <w:sz w:val="22"/>
           <w:szCs w:val="22"/>
         </w:rPr>
-        <w:t xml:space="preserve">It covers objective elements PRE.7.a–f (6 elements).</w:t>
+        <w:t xml:space="preserve">This policy covers all 6 requirements under this standard, listed in detail below.</w:t>
       </w:r>
     </w:p>
     <w:p>
@@ -716,7 +716,7 @@
           <w:sz w:val="22"/>
           <w:szCs w:val="22"/>
         </w:rPr>
-        <w:t xml:space="preserve">This policy owns PRE.7. Related AAC, COP, MOM, IPC/HIC and IMS duties stay with those policies — cross-reference only. Other PRE standards stay with their own policies.</w:t>
+        <w:t xml:space="preserve">This policy covers patient feedback, experience and complaint redressal specifically. Related duties — like patient assessment, clinical care, medication management, infection control, or medical records and information management — are covered in the hospital's other policies, not repeated here. Other PRE standards stay with their own policies.</w:t>
       </w:r>
     </w:p>
     <w:p>
@@ -761,19 +761,19 @@
           <w:sz w:val="22"/>
           <w:szCs w:val="22"/>
         </w:rPr>
-        <w:t xml:space="preserve">It covers 6 objective elements (PRE.7.a, PRE.7.b, PRE.7.c, PRE.7.d, PRE.7.e, PRE.7.f).</w:t>
-      </w:r>
-    </w:p>
-    <w:p>
-      <w:pPr>
-        <w:spacing w:after="140"/>
-      </w:pPr>
-      <w:r>
-        <w:rPr>
-          <w:sz w:val="22"/>
-          <w:szCs w:val="22"/>
-        </w:rPr>
-        <w:t xml:space="preserve">Boundaries: do not overwrite HCO AAC, COP or MOM policies. Spell out abbreviations on first use in training materials. OE counts/levels/asterisks stay with the official portal Standards PDF. Method notes come from the Guidebook Interpretation paragraphs (scanned PDF md5 2c4489ee98de4ae9b49cba168ea9f42a).</w:t>
+        <w:t xml:space="preserve">This policy covers all 6 requirements under this standard, listed in detail below.</w:t>
+      </w:r>
+    </w:p>
+    <w:p>
+      <w:pPr>
+        <w:spacing w:after="140"/>
+      </w:pPr>
+      <w:r>
+        <w:rPr>
+          <w:sz w:val="22"/>
+          <w:szCs w:val="22"/>
+        </w:rPr>
+        <w:t xml:space="preserve">This policy covers patient feedback, experience and complaint redressal specifically. Related duties — like patient assessment, clinical care, medication management, infection control, or medical records and information management — are covered in the hospital's other policies, not repeated here. Spell out abbreviations on first use in training materials. OE counts/levels/asterisks stay with the official portal Standards PDF. Method notes come from the Guidebook Interpretation paragraphs (scanned PDF md5 2c4489ee98de4ae9b49cba168ea9f42a).</w:t>
       </w:r>
     </w:p>
     <w:p>
